--- a/Okam_Nursing_Expert_System_Reported101 (3).docx
+++ b/Okam_Nursing_Expert_System_Reported101 (3).docx
@@ -271,30 +271,39 @@
       <w:pPr>
         <w:spacing w:before="0" w:after="100" w:line="360" w:lineRule="auto"/>
         <w:jc w:val="center"/>
-      </w:pPr>
-      <w:r>
-        <w:rPr>
-          <w:rFonts w:ascii="Times New Roman" w:hAnsi="Times New Roman" w:eastAsia="Times New Roman" w:cs="Times New Roman"/>
-          <w:b w:val="0"/>
-          <w:bCs w:val="0"/>
-          <w:sz w:val="24"/>
-          <w:szCs w:val="24"/>
+        <w:rPr>
+          <w:sz w:val="28"/>
+          <w:szCs w:val="28"/>
+        </w:rPr>
+      </w:pPr>
+      <w:r>
+        <w:rPr>
+          <w:rFonts w:ascii="Times New Roman" w:hAnsi="Times New Roman" w:eastAsia="Times New Roman" w:cs="Times New Roman"/>
+          <w:b w:val="0"/>
+          <w:bCs w:val="0"/>
+          <w:sz w:val="28"/>
+          <w:szCs w:val="28"/>
         </w:rPr>
         <w:t>IN PARTIAL FULFILMENT OF THE REQUIREMENTS FOR THE AWARD OF</w:t>
       </w:r>
-    </w:p>
-    <w:p>
-      <w:pPr>
-        <w:spacing w:before="0" w:after="500" w:line="360" w:lineRule="auto"/>
-        <w:jc w:val="center"/>
-      </w:pPr>
-      <w:r>
-        <w:rPr>
-          <w:rFonts w:ascii="Times New Roman" w:hAnsi="Times New Roman" w:eastAsia="Times New Roman" w:cs="Times New Roman"/>
-          <w:b w:val="0"/>
-          <w:bCs w:val="0"/>
-          <w:sz w:val="24"/>
-          <w:szCs w:val="24"/>
+      <w:r>
+        <w:rPr>
+          <w:rFonts w:hint="default" w:ascii="Times New Roman" w:hAnsi="Times New Roman" w:eastAsia="Times New Roman" w:cs="Times New Roman"/>
+          <w:b w:val="0"/>
+          <w:bCs w:val="0"/>
+          <w:sz w:val="28"/>
+          <w:szCs w:val="28"/>
+          <w:lang w:val="en-US"/>
+        </w:rPr>
+        <w:t xml:space="preserve"> </w:t>
+      </w:r>
+      <w:r>
+        <w:rPr>
+          <w:rFonts w:ascii="Times New Roman" w:hAnsi="Times New Roman" w:eastAsia="Times New Roman" w:cs="Times New Roman"/>
+          <w:b w:val="0"/>
+          <w:bCs w:val="0"/>
+          <w:sz w:val="28"/>
+          <w:szCs w:val="28"/>
         </w:rPr>
         <w:t>BACHELOR OF SCIENCE (B.SC) DEGREE IN COMPUTER SCIENCE</w:t>
       </w:r>
@@ -303,14 +312,18 @@
       <w:pPr>
         <w:spacing w:before="0" w:after="240"/>
         <w:jc w:val="center"/>
-      </w:pPr>
-      <w:r>
-        <w:rPr>
-          <w:rFonts w:ascii="Times New Roman" w:hAnsi="Times New Roman" w:eastAsia="Times New Roman" w:cs="Times New Roman"/>
-          <w:b/>
-          <w:bCs/>
-          <w:sz w:val="24"/>
-          <w:szCs w:val="24"/>
+        <w:rPr>
+          <w:sz w:val="28"/>
+          <w:szCs w:val="28"/>
+        </w:rPr>
+      </w:pPr>
+      <w:r>
+        <w:rPr>
+          <w:rFonts w:ascii="Times New Roman" w:hAnsi="Times New Roman" w:eastAsia="Times New Roman" w:cs="Times New Roman"/>
+          <w:b/>
+          <w:bCs/>
+          <w:sz w:val="28"/>
+          <w:szCs w:val="28"/>
         </w:rPr>
         <w:t>AUGUST, 2026</w:t>
       </w:r>
@@ -355,7 +368,16 @@
           <w:sz w:val="24"/>
           <w:szCs w:val="24"/>
         </w:rPr>
-        <w:t>Dr. Ugochukwu Nwankwo Corneliu</w:t>
+        <w:t xml:space="preserve">Dr. Ugochukwu Nwankwo </w:t>
+      </w:r>
+      <w:r>
+        <w:rPr>
+          <w:rFonts w:hint="default" w:ascii="Times New Roman" w:hAnsi="Times New Roman" w:cs="Times New Roman"/>
+          <w:sz w:val="24"/>
+          <w:szCs w:val="24"/>
+          <w:lang w:val="en-US"/>
+        </w:rPr>
+        <w:t>Cornelius</w:t>
       </w:r>
       <w:r>
         <w:rPr>
@@ -418,6 +440,122 @@
           <w:szCs w:val="24"/>
         </w:rPr>
       </w:pPr>
+      <w:bookmarkStart w:id="0" w:name="_GoBack"/>
+      <w:bookmarkEnd w:id="0"/>
+    </w:p>
+    <w:p>
+      <w:pPr>
+        <w:tabs>
+          <w:tab w:val="left" w:pos="4500"/>
+        </w:tabs>
+        <w:spacing w:after="0" w:line="360" w:lineRule="auto"/>
+      </w:pPr>
+      <w:r>
+        <w:rPr>
+          <w:rFonts w:ascii="Times New Roman" w:hAnsi="Times New Roman" w:eastAsia="Times New Roman" w:cs="Times New Roman"/>
+          <w:sz w:val="24"/>
+          <w:szCs w:val="24"/>
+        </w:rPr>
+        <w:t>Okam, Somto Chinagorom</w:t>
+      </w:r>
+      <w:r>
+        <w:rPr>
+          <w:rFonts w:ascii="Times New Roman" w:hAnsi="Times New Roman" w:eastAsia="Times New Roman" w:cs="Times New Roman"/>
+          <w:sz w:val="24"/>
+          <w:szCs w:val="24"/>
+        </w:rPr>
+        <w:tab/>
+      </w:r>
+      <w:r>
+        <w:rPr>
+          <w:rFonts w:ascii="Times New Roman" w:hAnsi="Times New Roman" w:eastAsia="Times New Roman" w:cs="Times New Roman"/>
+          <w:sz w:val="24"/>
+          <w:szCs w:val="24"/>
+        </w:rPr>
+        <w:t>Date</w:t>
+      </w:r>
+    </w:p>
+    <w:p>
+      <w:pPr>
+        <w:spacing w:after="280" w:line="360" w:lineRule="auto"/>
+      </w:pPr>
+      <w:r>
+        <w:rPr>
+          <w:rFonts w:ascii="Times New Roman" w:hAnsi="Times New Roman" w:eastAsia="Times New Roman" w:cs="Times New Roman"/>
+          <w:i/>
+          <w:iCs/>
+          <w:sz w:val="24"/>
+          <w:szCs w:val="24"/>
+        </w:rPr>
+        <w:t>(CS/2022/1324)</w:t>
+      </w:r>
+    </w:p>
+    <w:p>
+      <w:r>
+        <w:br w:type="page"/>
+      </w:r>
+    </w:p>
+    <w:p>
+      <w:pPr>
+        <w:spacing w:before="0" w:after="400"/>
+        <w:jc w:val="center"/>
+      </w:pPr>
+      <w:r>
+        <w:rPr>
+          <w:rFonts w:ascii="Times New Roman" w:hAnsi="Times New Roman" w:eastAsia="Times New Roman" w:cs="Times New Roman"/>
+          <w:b/>
+          <w:bCs/>
+          <w:sz w:val="24"/>
+          <w:szCs w:val="24"/>
+        </w:rPr>
+        <w:t>APPROVAL</w:t>
+      </w:r>
+    </w:p>
+    <w:p>
+      <w:pPr>
+        <w:spacing w:after="200" w:line="360" w:lineRule="auto"/>
+        <w:jc w:val="both"/>
+      </w:pPr>
+      <w:r>
+        <w:rPr>
+          <w:rFonts w:ascii="Times New Roman" w:hAnsi="Times New Roman" w:eastAsia="Times New Roman" w:cs="Times New Roman"/>
+          <w:sz w:val="24"/>
+          <w:szCs w:val="24"/>
+        </w:rPr>
+        <w:t>This is to certify that we have read, examined and found this project titled "Design and Implementation of an Expert System for Student Use in the School of Nursing, Caritas University", carried out by OKAM, SOMTO CHINAGOROM with registration number CS/2022/1324, to be satisfactory and acceptable for the award of a Bachelor of Science (B.Sc) degree in Computer Science of Caritas University, Amorji-Nike, Enugu, and hence we have caused our names and signatures to appear as follows:</w:t>
+      </w:r>
+    </w:p>
+    <w:p>
+      <w:pPr>
+        <w:tabs>
+          <w:tab w:val="left" w:pos="4500"/>
+        </w:tabs>
+        <w:spacing w:before="400" w:after="0"/>
+      </w:pPr>
+      <w:r>
+        <w:rPr>
+          <w:rFonts w:ascii="Times New Roman" w:hAnsi="Times New Roman" w:eastAsia="Times New Roman" w:cs="Times New Roman"/>
+          <w:sz w:val="24"/>
+          <w:szCs w:val="24"/>
+        </w:rPr>
+        <w:t>________________________________</w:t>
+      </w:r>
+      <w:r>
+        <w:rPr>
+          <w:rFonts w:ascii="Times New Roman" w:hAnsi="Times New Roman" w:eastAsia="Times New Roman" w:cs="Times New Roman"/>
+          <w:sz w:val="24"/>
+          <w:szCs w:val="24"/>
+        </w:rPr>
+        <w:tab/>
+      </w:r>
+      <w:r>
+        <w:rPr>
+          <w:rFonts w:ascii="Times New Roman" w:hAnsi="Times New Roman" w:eastAsia="Times New Roman" w:cs="Times New Roman"/>
+          <w:sz w:val="24"/>
+          <w:szCs w:val="24"/>
+        </w:rPr>
+        <w:t>________________________</w:t>
+      </w:r>
     </w:p>
     <w:p>
       <w:pPr>
@@ -425,14 +563,36 @@
           <w:tab w:val="left" w:pos="4500"/>
         </w:tabs>
         <w:spacing w:after="0"/>
-      </w:pPr>
-      <w:r>
-        <w:rPr>
-          <w:rFonts w:ascii="Times New Roman" w:hAnsi="Times New Roman" w:eastAsia="Times New Roman" w:cs="Times New Roman"/>
-          <w:sz w:val="24"/>
-          <w:szCs w:val="24"/>
-        </w:rPr>
-        <w:t>Okam, Somto Chinagorom</w:t>
+        <w:rPr>
+          <w:rFonts w:ascii="Times New Roman" w:hAnsi="Times New Roman" w:eastAsia="Times New Roman" w:cs="Times New Roman"/>
+          <w:sz w:val="24"/>
+          <w:szCs w:val="24"/>
+        </w:rPr>
+      </w:pPr>
+    </w:p>
+    <w:p>
+      <w:pPr>
+        <w:tabs>
+          <w:tab w:val="left" w:pos="4500"/>
+        </w:tabs>
+        <w:spacing w:after="0" w:line="360" w:lineRule="auto"/>
+      </w:pPr>
+      <w:r>
+        <w:rPr>
+          <w:rFonts w:hint="default" w:ascii="Times New Roman" w:hAnsi="Times New Roman" w:cs="Times New Roman"/>
+          <w:sz w:val="24"/>
+          <w:szCs w:val="24"/>
+        </w:rPr>
+        <w:t xml:space="preserve">Dr. Ugochukwu Nwankwo </w:t>
+      </w:r>
+      <w:r>
+        <w:rPr>
+          <w:rFonts w:hint="default" w:ascii="Times New Roman" w:hAnsi="Times New Roman" w:cs="Times New Roman"/>
+          <w:sz w:val="24"/>
+          <w:szCs w:val="24"/>
+          <w:lang w:val="en-US"/>
+        </w:rPr>
+        <w:t>.C</w:t>
       </w:r>
       <w:r>
         <w:rPr>
@@ -453,7 +613,7 @@
     </w:p>
     <w:p>
       <w:pPr>
-        <w:spacing w:after="280"/>
+        <w:spacing w:after="280" w:line="360" w:lineRule="auto"/>
       </w:pPr>
       <w:r>
         <w:rPr>
@@ -463,42 +623,7 @@
           <w:sz w:val="24"/>
           <w:szCs w:val="24"/>
         </w:rPr>
-        <w:t>(CS/2022/1324)</w:t>
-      </w:r>
-    </w:p>
-    <w:p>
-      <w:r>
-        <w:br w:type="page"/>
-      </w:r>
-    </w:p>
-    <w:p>
-      <w:pPr>
-        <w:spacing w:before="0" w:after="400"/>
-        <w:jc w:val="center"/>
-      </w:pPr>
-      <w:r>
-        <w:rPr>
-          <w:rFonts w:ascii="Times New Roman" w:hAnsi="Times New Roman" w:eastAsia="Times New Roman" w:cs="Times New Roman"/>
-          <w:b/>
-          <w:bCs/>
-          <w:sz w:val="24"/>
-          <w:szCs w:val="24"/>
-        </w:rPr>
-        <w:t>APPROVAL</w:t>
-      </w:r>
-    </w:p>
-    <w:p>
-      <w:pPr>
-        <w:spacing w:after="200" w:line="360" w:lineRule="auto"/>
-        <w:jc w:val="both"/>
-      </w:pPr>
-      <w:r>
-        <w:rPr>
-          <w:rFonts w:ascii="Times New Roman" w:hAnsi="Times New Roman" w:eastAsia="Times New Roman" w:cs="Times New Roman"/>
-          <w:sz w:val="24"/>
-          <w:szCs w:val="24"/>
-        </w:rPr>
-        <w:t>This is to certify that we have read, examined and found this project titled "Design and Implementation of an Expert System for Student Use in the School of Nursing, Caritas University", carried out by OKAM, SOMTO CHINAGOROM with registration number CS/2022/1324, to be satisfactory and acceptable for the award of a Bachelor of Science (B.Sc) degree in Computer Science of Caritas University, Amorji-Nike, Enugu, and hence we have caused our names and signatures to appear as follows:</w:t>
+        <w:t>(Project Supervisor)</w:t>
       </w:r>
     </w:p>
     <w:p>
@@ -551,15 +676,24 @@
         <w:tabs>
           <w:tab w:val="left" w:pos="4500"/>
         </w:tabs>
-        <w:spacing w:after="0"/>
-      </w:pPr>
-      <w:r>
-        <w:rPr>
-          <w:rFonts w:ascii="Times New Roman" w:hAnsi="Times New Roman" w:eastAsia="Times New Roman" w:cs="Times New Roman"/>
-          <w:sz w:val="24"/>
-          <w:szCs w:val="24"/>
-        </w:rPr>
-        <w:t>Dr. Ugo Nwachukwu</w:t>
+        <w:spacing w:after="0" w:line="360" w:lineRule="auto"/>
+      </w:pPr>
+      <w:r>
+        <w:rPr>
+          <w:rFonts w:hint="default" w:ascii="Times New Roman" w:hAnsi="Times New Roman" w:eastAsia="Times New Roman" w:cs="Times New Roman"/>
+          <w:sz w:val="24"/>
+          <w:szCs w:val="24"/>
+          <w:lang w:val="en-US"/>
+        </w:rPr>
+        <w:t xml:space="preserve">Mr. </w:t>
+      </w:r>
+      <w:r>
+        <w:rPr>
+          <w:rFonts w:ascii="Times New Roman" w:hAnsi="Times New Roman" w:eastAsia="Times New Roman" w:cs="Times New Roman"/>
+          <w:sz w:val="24"/>
+          <w:szCs w:val="24"/>
+        </w:rPr>
+        <w:t>Ugwu, Ejike</w:t>
       </w:r>
       <w:r>
         <w:rPr>
@@ -580,7 +714,7 @@
     </w:p>
     <w:p>
       <w:pPr>
-        <w:spacing w:after="280"/>
+        <w:spacing w:after="280" w:line="360" w:lineRule="auto"/>
       </w:pPr>
       <w:r>
         <w:rPr>
@@ -590,7 +724,7 @@
           <w:sz w:val="24"/>
           <w:szCs w:val="24"/>
         </w:rPr>
-        <w:t>(Project Supervisor)</w:t>
+        <w:t>(Head of Department)</w:t>
       </w:r>
     </w:p>
     <w:p>
@@ -643,24 +777,15 @@
         <w:tabs>
           <w:tab w:val="left" w:pos="4500"/>
         </w:tabs>
-        <w:spacing w:after="0"/>
-      </w:pPr>
-      <w:r>
-        <w:rPr>
-          <w:rFonts w:hint="default" w:ascii="Times New Roman" w:hAnsi="Times New Roman" w:eastAsia="Times New Roman" w:cs="Times New Roman"/>
-          <w:sz w:val="24"/>
-          <w:szCs w:val="24"/>
-          <w:lang w:val="en-US"/>
-        </w:rPr>
-        <w:t xml:space="preserve">Mr. </w:t>
-      </w:r>
-      <w:r>
-        <w:rPr>
-          <w:rFonts w:ascii="Times New Roman" w:hAnsi="Times New Roman" w:eastAsia="Times New Roman" w:cs="Times New Roman"/>
-          <w:sz w:val="24"/>
-          <w:szCs w:val="24"/>
-        </w:rPr>
-        <w:t>Ugwu, Ejike</w:t>
+        <w:spacing w:after="0" w:line="360" w:lineRule="auto"/>
+      </w:pPr>
+      <w:r>
+        <w:rPr>
+          <w:rFonts w:ascii="Times New Roman" w:hAnsi="Times New Roman" w:eastAsia="Times New Roman" w:cs="Times New Roman"/>
+          <w:sz w:val="24"/>
+          <w:szCs w:val="24"/>
+        </w:rPr>
+        <w:t>Prof. Fergus Onu</w:t>
       </w:r>
       <w:r>
         <w:rPr>
@@ -681,7 +806,7 @@
     </w:p>
     <w:p>
       <w:pPr>
-        <w:spacing w:after="280"/>
+        <w:spacing w:after="280" w:line="360" w:lineRule="auto"/>
       </w:pPr>
       <w:r>
         <w:rPr>
@@ -691,98 +816,6 @@
           <w:sz w:val="24"/>
           <w:szCs w:val="24"/>
         </w:rPr>
-        <w:t>(Head of Department)</w:t>
-      </w:r>
-    </w:p>
-    <w:p>
-      <w:pPr>
-        <w:tabs>
-          <w:tab w:val="left" w:pos="4500"/>
-        </w:tabs>
-        <w:spacing w:before="400" w:after="0"/>
-      </w:pPr>
-      <w:r>
-        <w:rPr>
-          <w:rFonts w:ascii="Times New Roman" w:hAnsi="Times New Roman" w:eastAsia="Times New Roman" w:cs="Times New Roman"/>
-          <w:sz w:val="24"/>
-          <w:szCs w:val="24"/>
-        </w:rPr>
-        <w:t>________________________________</w:t>
-      </w:r>
-      <w:r>
-        <w:rPr>
-          <w:rFonts w:ascii="Times New Roman" w:hAnsi="Times New Roman" w:eastAsia="Times New Roman" w:cs="Times New Roman"/>
-          <w:sz w:val="24"/>
-          <w:szCs w:val="24"/>
-        </w:rPr>
-        <w:tab/>
-      </w:r>
-      <w:r>
-        <w:rPr>
-          <w:rFonts w:ascii="Times New Roman" w:hAnsi="Times New Roman" w:eastAsia="Times New Roman" w:cs="Times New Roman"/>
-          <w:sz w:val="24"/>
-          <w:szCs w:val="24"/>
-        </w:rPr>
-        <w:t>________________________</w:t>
-      </w:r>
-    </w:p>
-    <w:p>
-      <w:pPr>
-        <w:tabs>
-          <w:tab w:val="left" w:pos="4500"/>
-        </w:tabs>
-        <w:spacing w:after="0"/>
-        <w:rPr>
-          <w:rFonts w:ascii="Times New Roman" w:hAnsi="Times New Roman" w:eastAsia="Times New Roman" w:cs="Times New Roman"/>
-          <w:sz w:val="24"/>
-          <w:szCs w:val="24"/>
-        </w:rPr>
-      </w:pPr>
-    </w:p>
-    <w:p>
-      <w:pPr>
-        <w:tabs>
-          <w:tab w:val="left" w:pos="4500"/>
-        </w:tabs>
-        <w:spacing w:after="0"/>
-      </w:pPr>
-      <w:r>
-        <w:rPr>
-          <w:rFonts w:ascii="Times New Roman" w:hAnsi="Times New Roman" w:eastAsia="Times New Roman" w:cs="Times New Roman"/>
-          <w:sz w:val="24"/>
-          <w:szCs w:val="24"/>
-        </w:rPr>
-        <w:t>Prof. Fergus Onu</w:t>
-      </w:r>
-      <w:r>
-        <w:rPr>
-          <w:rFonts w:ascii="Times New Roman" w:hAnsi="Times New Roman" w:eastAsia="Times New Roman" w:cs="Times New Roman"/>
-          <w:sz w:val="24"/>
-          <w:szCs w:val="24"/>
-        </w:rPr>
-        <w:tab/>
-      </w:r>
-      <w:r>
-        <w:rPr>
-          <w:rFonts w:ascii="Times New Roman" w:hAnsi="Times New Roman" w:eastAsia="Times New Roman" w:cs="Times New Roman"/>
-          <w:sz w:val="24"/>
-          <w:szCs w:val="24"/>
-        </w:rPr>
-        <w:t>Date</w:t>
-      </w:r>
-    </w:p>
-    <w:p>
-      <w:pPr>
-        <w:spacing w:after="280"/>
-      </w:pPr>
-      <w:r>
-        <w:rPr>
-          <w:rFonts w:ascii="Times New Roman" w:hAnsi="Times New Roman" w:eastAsia="Times New Roman" w:cs="Times New Roman"/>
-          <w:i/>
-          <w:iCs/>
-          <w:sz w:val="24"/>
-          <w:szCs w:val="24"/>
-        </w:rPr>
         <w:t>(External Examiner)</w:t>
       </w:r>
     </w:p>
@@ -875,17 +908,16 @@
           <w:sz w:val="24"/>
           <w:szCs w:val="24"/>
         </w:rPr>
-        <w:t>Dr. Ugochukwu Nw</w:t>
-      </w:r>
-      <w:bookmarkStart w:id="0" w:name="_GoBack"/>
-      <w:bookmarkEnd w:id="0"/>
+        <w:t xml:space="preserve">Dr. Ugochukwu Nwankwo </w:t>
+      </w:r>
       <w:r>
         <w:rPr>
           <w:rFonts w:hint="default" w:ascii="Times New Roman" w:hAnsi="Times New Roman" w:cs="Times New Roman"/>
           <w:sz w:val="24"/>
           <w:szCs w:val="24"/>
-        </w:rPr>
-        <w:t>ankwo Corneliu</w:t>
+          <w:lang w:val="en-US"/>
+        </w:rPr>
+        <w:t>Cornelius</w:t>
       </w:r>
       <w:r>
         <w:rPr>
@@ -933,6 +965,15 @@
           <w:szCs w:val="24"/>
         </w:rPr>
         <w:t>Dr. Ugochukwu Nwankwo Corneliu</w:t>
+      </w:r>
+      <w:r>
+        <w:rPr>
+          <w:rFonts w:hint="default" w:ascii="Times New Roman" w:hAnsi="Times New Roman" w:cs="Times New Roman"/>
+          <w:sz w:val="24"/>
+          <w:szCs w:val="24"/>
+          <w:lang w:val="en-US"/>
+        </w:rPr>
+        <w:t>s</w:t>
       </w:r>
       <w:r>
         <w:rPr>
